--- a/public/bases-word/GENERALES/5. ANALISTA/3. FC CD.docx
+++ b/public/bases-word/GENERALES/5. ANALISTA/3. FC CD.docx
@@ -1,6 +1,6 @@
 
 <file path=word/document.xml><?xml version="1.0" encoding="utf-8"?>
-<w:document xmlns:wpc="http://schemas.microsoft.com/office/word/2010/wordprocessingCanvas" xmlns:cx="http://schemas.microsoft.com/office/drawing/2014/chartex" xmlns:cx1="http://schemas.microsoft.com/office/drawing/2015/9/8/chartex" xmlns:cx2="http://schemas.microsoft.com/office/drawing/2015/10/21/chartex" xmlns:cx3="http://schemas.microsoft.com/office/drawing/2016/5/9/chartex" xmlns:cx4="http://schemas.microsoft.com/office/drawing/2016/5/10/chartex" xmlns:cx5="http://schemas.microsoft.com/office/drawing/2016/5/11/chartex" xmlns:cx6="http://schemas.microsoft.com/office/drawing/2016/5/12/chartex" xmlns:cx7="http://schemas.microsoft.com/office/drawing/2016/5/13/chartex" xmlns:cx8="http://schemas.microsoft.com/office/drawing/2016/5/14/chartex" xmlns:mc="http://schemas.openxmlformats.org/markup-compatibility/2006" xmlns:aink="http://schemas.microsoft.com/office/drawing/2016/ink" xmlns:am3d="http://schemas.microsoft.com/office/drawing/2017/model3d" xmlns:o="urn:schemas-microsoft-com:office:office" xmlns:r="http://schemas.openxmlformats.org/officeDocument/2006/relationships" xmlns:m="http://schemas.openxmlformats.org/officeDocument/2006/math" xmlns:v="urn:schemas-microsoft-com:vml" xmlns:wp14="http://schemas.microsoft.com/office/word/2010/wordprocessingDrawing" xmlns:wp="http://schemas.openxmlformats.org/drawingml/2006/wordprocessingDrawing" xmlns:w10="urn:schemas-microsoft-com:office:word" xmlns:w="http://schemas.openxmlformats.org/wordprocessingml/2006/main" xmlns:w14="http://schemas.microsoft.com/office/word/2010/wordml" xmlns:w15="http://schemas.microsoft.com/office/word/2012/wordml" xmlns:w16cid="http://schemas.microsoft.com/office/word/2016/wordml/cid" xmlns:w16se="http://schemas.microsoft.com/office/word/2015/wordml/symex" xmlns:wpg="http://schemas.microsoft.com/office/word/2010/wordprocessingGroup" xmlns:wpi="http://schemas.microsoft.com/office/word/2010/wordprocessingInk" xmlns:wne="http://schemas.microsoft.com/office/word/2006/wordml" xmlns:wps="http://schemas.microsoft.com/office/word/2010/wordprocessingShape" mc:Ignorable="w14 w15 w16se w16cid wp14">
+<w:document xmlns:wpc="http://schemas.microsoft.com/office/word/2010/wordprocessingCanvas" xmlns:cx="http://schemas.microsoft.com/office/drawing/2014/chartex" xmlns:cx1="http://schemas.microsoft.com/office/drawing/2015/9/8/chartex" xmlns:cx2="http://schemas.microsoft.com/office/drawing/2015/10/21/chartex" xmlns:cx3="http://schemas.microsoft.com/office/drawing/2016/5/9/chartex" xmlns:cx4="http://schemas.microsoft.com/office/drawing/2016/5/10/chartex" xmlns:cx5="http://schemas.microsoft.com/office/drawing/2016/5/11/chartex" xmlns:cx6="http://schemas.microsoft.com/office/drawing/2016/5/12/chartex" xmlns:cx7="http://schemas.microsoft.com/office/drawing/2016/5/13/chartex" xmlns:cx8="http://schemas.microsoft.com/office/drawing/2016/5/14/chartex" xmlns:mc="http://schemas.openxmlformats.org/markup-compatibility/2006" xmlns:aink="http://schemas.microsoft.com/office/drawing/2016/ink" xmlns:am3d="http://schemas.microsoft.com/office/drawing/2017/model3d" xmlns:o="urn:schemas-microsoft-com:office:office" xmlns:oel="http://schemas.microsoft.com/office/2019/extlst" xmlns:r="http://schemas.openxmlformats.org/officeDocument/2006/relationships" xmlns:m="http://schemas.openxmlformats.org/officeDocument/2006/math" xmlns:v="urn:schemas-microsoft-com:vml" xmlns:wp14="http://schemas.microsoft.com/office/word/2010/wordprocessingDrawing" xmlns:wp="http://schemas.openxmlformats.org/drawingml/2006/wordprocessingDrawing" xmlns:w10="urn:schemas-microsoft-com:office:word" xmlns:w="http://schemas.openxmlformats.org/wordprocessingml/2006/main" xmlns:w14="http://schemas.microsoft.com/office/word/2010/wordml" xmlns:w15="http://schemas.microsoft.com/office/word/2012/wordml" xmlns:w16cex="http://schemas.microsoft.com/office/word/2018/wordml/cex" xmlns:w16cid="http://schemas.microsoft.com/office/word/2016/wordml/cid" xmlns:w16="http://schemas.microsoft.com/office/word/2018/wordml" xmlns:w16du="http://schemas.microsoft.com/office/word/2023/wordml/word16du" xmlns:w16sdtdh="http://schemas.microsoft.com/office/word/2020/wordml/sdtdatahash" xmlns:w16sdtfl="http://schemas.microsoft.com/office/word/2024/wordml/sdtformatlock" xmlns:w16se="http://schemas.microsoft.com/office/word/2015/wordml/symex" xmlns:wpg="http://schemas.microsoft.com/office/word/2010/wordprocessingGroup" xmlns:wpi="http://schemas.microsoft.com/office/word/2010/wordprocessingInk" xmlns:wne="http://schemas.microsoft.com/office/word/2006/wordml" xmlns:wps="http://schemas.microsoft.com/office/word/2010/wordprocessingShape" mc:Ignorable="w14 w15 w16se w16cid w16 w16cex w16sdtdh w16sdtfl w16du wp14">
   <w:body>
     <w:p>
       <w:pPr>
@@ -16,7 +16,7 @@
         <mc:AlternateContent>
           <mc:Choice Requires="wpg">
             <w:drawing>
-              <wp:anchor distT="0" distB="0" distL="114300" distR="114300" simplePos="0" relativeHeight="251668480" behindDoc="0" locked="0" layoutInCell="1" allowOverlap="1">
+              <wp:anchor distT="0" distB="0" distL="114300" distR="114300" simplePos="0" relativeHeight="251668480" behindDoc="0" locked="0" layoutInCell="1" allowOverlap="1" wp14:anchorId="4827796A" wp14:editId="2D69C56E">
                 <wp:simplePos x="0" y="0"/>
                 <wp:positionH relativeFrom="column">
                   <wp:posOffset>704850</wp:posOffset>
@@ -112,7 +112,17 @@
                                   <w:szCs w:val="12"/>
                                   <w:lang w:val="es-MX"/>
                                 </w:rPr>
-                                <w:t xml:space="preserve">Luis Ignacio Sierra Villa, Titular de la Unidad de Seguimiento del Órgano Superior de Fiscalización del Estado de México, en términos de lo previsto en los artículos </w:t>
+                                <w:t>Roberto Osorio García</w:t>
+                              </w:r>
+                              <w:r>
+                                <w:rPr>
+                                  <w:rFonts w:ascii="Arial" w:hAnsi="Arial" w:cs="Arial"/>
+                                  <w:bCs/>
+                                  <w:sz w:val="12"/>
+                                  <w:szCs w:val="12"/>
+                                  <w:lang w:val="es-MX"/>
+                                </w:rPr>
+                                <w:t xml:space="preserve">, Titular de la Unidad de Seguimiento del Órgano Superior de Fiscalización del Estado de México, en términos de lo previsto en los artículos </w:t>
                               </w:r>
                               <w:r>
                                 <w:rPr>
@@ -171,7 +181,6 @@
                             <a:headEnd/>
                             <a:tailEnd/>
                           </a:ln>
-                          <a:extLst/>
                         </wps:spPr>
                         <wps:bodyPr rot="0" vert="horz" wrap="square" lIns="91440" tIns="45720" rIns="91440" bIns="45720" anchor="t" anchorCtr="0" upright="1">
                           <a:noAutofit/>
@@ -425,27 +434,7 @@
                                   <w:sz w:val="12"/>
                                   <w:szCs w:val="12"/>
                                 </w:rPr>
-                                <w:t xml:space="preserve">el </w:t>
-                              </w:r>
-                              <w:proofErr w:type="spellStart"/>
-                              <w:r>
-                                <w:rPr>
-                                  <w:rFonts w:ascii="Arial" w:hAnsi="Arial" w:cs="Arial"/>
-                                  <w:bCs/>
-                                  <w:sz w:val="12"/>
-                                  <w:szCs w:val="12"/>
-                                </w:rPr>
-                                <w:t>presente</w:t>
-                              </w:r>
-                              <w:proofErr w:type="spellEnd"/>
-                              <w:r>
-                                <w:rPr>
-                                  <w:rFonts w:ascii="Arial" w:hAnsi="Arial" w:cs="Arial"/>
-                                  <w:bCs/>
-                                  <w:sz w:val="12"/>
-                                  <w:szCs w:val="12"/>
-                                </w:rPr>
-                                <w:t xml:space="preserve"> medio </w:t>
+                                <w:t xml:space="preserve">el presente medio </w:t>
                               </w:r>
                               <w:ins w:id="0" w:author="GUADALUPE ANAHI REYES RENDON" w:date="2023-01-25T12:16:00Z">
                                 <w:r>
@@ -466,30 +455,9 @@
                                     <w:sz w:val="12"/>
                                     <w:szCs w:val="12"/>
                                   </w:rPr>
-                                  <w:t xml:space="preserve"> </w:t>
-                                </w:r>
-                                <w:proofErr w:type="spellStart"/>
-                                <w:r>
-                                  <w:rPr>
-                                    <w:rFonts w:ascii="Arial" w:hAnsi="Arial" w:cs="Arial"/>
-                                    <w:bCs/>
-                                    <w:sz w:val="12"/>
-                                    <w:szCs w:val="12"/>
-                                  </w:rPr>
-                                  <w:t>almacenamiento</w:t>
-                                </w:r>
-                                <w:proofErr w:type="spellEnd"/>
-                                <w:r>
-                                  <w:rPr>
-                                    <w:rFonts w:ascii="Arial" w:hAnsi="Arial" w:cs="Arial"/>
-                                    <w:bCs/>
-                                    <w:sz w:val="12"/>
-                                    <w:szCs w:val="12"/>
-                                  </w:rPr>
-                                  <w:t xml:space="preserve"> </w:t>
+                                  <w:t xml:space="preserve"> almacenamiento </w:t>
                                 </w:r>
                               </w:ins>
-                              <w:proofErr w:type="spellStart"/>
                               <w:r>
                                 <w:rPr>
                                   <w:rFonts w:ascii="Arial" w:hAnsi="Arial" w:cs="Arial"/>
@@ -499,35 +467,14 @@
                                 </w:rPr>
                                 <w:t>óptico</w:t>
                               </w:r>
-                              <w:proofErr w:type="spellEnd"/>
-                              <w:r>
-                                <w:rPr>
-                                  <w:rFonts w:ascii="Arial" w:hAnsi="Arial" w:cs="Arial"/>
-                                  <w:bCs/>
-                                  <w:sz w:val="12"/>
-                                  <w:szCs w:val="12"/>
-                                </w:rPr>
-                                <w:t xml:space="preserve"> con </w:t>
-                              </w:r>
-                              <w:proofErr w:type="spellStart"/>
-                              <w:r>
-                                <w:rPr>
-                                  <w:rFonts w:ascii="Arial" w:hAnsi="Arial" w:cs="Arial"/>
-                                  <w:bCs/>
-                                  <w:sz w:val="12"/>
-                                  <w:szCs w:val="12"/>
-                                </w:rPr>
-                                <w:t>capacidad</w:t>
-                              </w:r>
-                              <w:proofErr w:type="spellEnd"/>
-                              <w:r>
-                                <w:rPr>
-                                  <w:rFonts w:ascii="Arial" w:hAnsi="Arial" w:cs="Arial"/>
-                                  <w:bCs/>
-                                  <w:sz w:val="12"/>
-                                  <w:szCs w:val="12"/>
-                                </w:rPr>
-                                <w:t xml:space="preserve"> de </w:t>
+                              <w:r>
+                                <w:rPr>
+                                  <w:rFonts w:ascii="Arial" w:hAnsi="Arial" w:cs="Arial"/>
+                                  <w:bCs/>
+                                  <w:sz w:val="12"/>
+                                  <w:szCs w:val="12"/>
+                                </w:rPr>
+                                <w:t xml:space="preserve"> con capacidad de </w:t>
                               </w:r>
                               <w:r>
                                 <w:rPr>
@@ -568,37 +515,63 @@
                                 </w:rPr>
                                 <w:t xml:space="preserve">B, </w:t>
                               </w:r>
-                              <w:proofErr w:type="spellStart"/>
-                              <w:r>
-                                <w:rPr>
-                                  <w:rFonts w:ascii="Arial" w:hAnsi="Arial" w:cs="Arial"/>
-                                  <w:bCs/>
-                                  <w:sz w:val="12"/>
-                                  <w:szCs w:val="12"/>
-                                </w:rPr>
-                                <w:t>contiene</w:t>
-                              </w:r>
-                              <w:proofErr w:type="spellEnd"/>
-                              <w:r>
-                                <w:rPr>
-                                  <w:rFonts w:ascii="Arial" w:hAnsi="Arial" w:cs="Arial"/>
-                                  <w:bCs/>
-                                  <w:sz w:val="12"/>
-                                  <w:szCs w:val="12"/>
-                                </w:rPr>
-                                <w:t xml:space="preserve"> la </w:t>
-                              </w:r>
-                              <w:proofErr w:type="spellStart"/>
-                              <w:r>
-                                <w:rPr>
-                                  <w:rFonts w:ascii="Arial" w:hAnsi="Arial" w:cs="Arial"/>
-                                  <w:bCs/>
-                                  <w:sz w:val="12"/>
-                                  <w:szCs w:val="12"/>
-                                </w:rPr>
-                                <w:t>documentación</w:t>
-                              </w:r>
-                              <w:proofErr w:type="spellEnd"/>
+                              <w:r>
+                                <w:rPr>
+                                  <w:rFonts w:ascii="Arial" w:hAnsi="Arial" w:cs="Arial"/>
+                                  <w:bCs/>
+                                  <w:sz w:val="12"/>
+                                  <w:szCs w:val="12"/>
+                                </w:rPr>
+                                <w:t xml:space="preserve">contiene la documentación certificada del expediente XXX (fojas XX a la XX) </w:t>
+                              </w:r>
+                              <w:r>
+                                <w:rPr>
+                                  <w:rFonts w:ascii="Arial" w:hAnsi="Arial" w:cs="Arial"/>
+                                  <w:bCs/>
+                                  <w:sz w:val="12"/>
+                                  <w:szCs w:val="12"/>
+                                </w:rPr>
+                                <w:t xml:space="preserve">y </w:t>
+                              </w:r>
+                              <w:r>
+                                <w:rPr>
+                                  <w:rFonts w:ascii="Arial" w:hAnsi="Arial" w:cs="Arial"/>
+                                  <w:bCs/>
+                                  <w:sz w:val="12"/>
+                                  <w:szCs w:val="12"/>
+                                </w:rPr>
+                                <w:t xml:space="preserve">que ocupan un espacio de </w:t>
+                              </w:r>
+                              <w:r>
+                                <w:rPr>
+                                  <w:rFonts w:ascii="Arial" w:hAnsi="Arial" w:cs="Arial"/>
+                                  <w:bCs/>
+                                  <w:sz w:val="12"/>
+                                  <w:szCs w:val="12"/>
+                                  <w:highlight w:val="yellow"/>
+                                </w:rPr>
+                                <w:t>XXX</w:t>
+                              </w:r>
+                              <w:r>
+                                <w:rPr>
+                                  <w:rFonts w:ascii="Arial" w:hAnsi="Arial" w:cs="Arial"/>
+                                  <w:bCs/>
+                                  <w:sz w:val="12"/>
+                                  <w:szCs w:val="12"/>
+                                  <w:highlight w:val="yellow"/>
+                                </w:rPr>
+                                <w:t xml:space="preserve"> MB</w:t>
+                              </w:r>
+                              <w:r>
+                                <w:rPr>
+                                  <w:rFonts w:ascii="Arial" w:hAnsi="Arial" w:cs="Arial"/>
+                                  <w:bCs/>
+                                  <w:sz w:val="12"/>
+                                  <w:szCs w:val="12"/>
+                                  <w:highlight w:val="yellow"/>
+                                </w:rPr>
+                                <w:t>;</w:t>
+                              </w:r>
                               <w:r>
                                 <w:rPr>
                                   <w:rFonts w:ascii="Arial" w:hAnsi="Arial" w:cs="Arial"/>
@@ -608,131 +581,39 @@
                                 </w:rPr>
                                 <w:t xml:space="preserve"> </w:t>
                               </w:r>
-                              <w:proofErr w:type="spellStart"/>
-                              <w:r>
-                                <w:rPr>
-                                  <w:rFonts w:ascii="Arial" w:hAnsi="Arial" w:cs="Arial"/>
-                                  <w:bCs/>
-                                  <w:sz w:val="12"/>
-                                  <w:szCs w:val="12"/>
-                                </w:rPr>
-                                <w:t>certificada</w:t>
-                              </w:r>
-                              <w:proofErr w:type="spellEnd"/>
-                              <w:r>
-                                <w:rPr>
-                                  <w:rFonts w:ascii="Arial" w:hAnsi="Arial" w:cs="Arial"/>
-                                  <w:bCs/>
-                                  <w:sz w:val="12"/>
-                                  <w:szCs w:val="12"/>
-                                </w:rPr>
-                                <w:t xml:space="preserve"> del </w:t>
-                              </w:r>
-                              <w:proofErr w:type="spellStart"/>
-                              <w:r>
-                                <w:rPr>
-                                  <w:rFonts w:ascii="Arial" w:hAnsi="Arial" w:cs="Arial"/>
-                                  <w:bCs/>
-                                  <w:sz w:val="12"/>
-                                  <w:szCs w:val="12"/>
-                                </w:rPr>
-                                <w:t>expediente</w:t>
-                              </w:r>
-                              <w:proofErr w:type="spellEnd"/>
-                              <w:r>
-                                <w:rPr>
-                                  <w:rFonts w:ascii="Arial" w:hAnsi="Arial" w:cs="Arial"/>
-                                  <w:bCs/>
-                                  <w:sz w:val="12"/>
-                                  <w:szCs w:val="12"/>
-                                </w:rPr>
-                                <w:t xml:space="preserve"> XXX (</w:t>
-                              </w:r>
-                              <w:proofErr w:type="spellStart"/>
-                              <w:r>
-                                <w:rPr>
-                                  <w:rFonts w:ascii="Arial" w:hAnsi="Arial" w:cs="Arial"/>
-                                  <w:bCs/>
-                                  <w:sz w:val="12"/>
-                                  <w:szCs w:val="12"/>
-                                </w:rPr>
-                                <w:t>fojas</w:t>
-                              </w:r>
-                              <w:proofErr w:type="spellEnd"/>
-                              <w:r>
-                                <w:rPr>
-                                  <w:rFonts w:ascii="Arial" w:hAnsi="Arial" w:cs="Arial"/>
-                                  <w:bCs/>
-                                  <w:sz w:val="12"/>
-                                  <w:szCs w:val="12"/>
-                                </w:rPr>
-                                <w:t xml:space="preserve"> XX a la XX) </w:t>
-                              </w:r>
-                              <w:r>
-                                <w:rPr>
-                                  <w:rFonts w:ascii="Arial" w:hAnsi="Arial" w:cs="Arial"/>
-                                  <w:bCs/>
-                                  <w:sz w:val="12"/>
-                                  <w:szCs w:val="12"/>
-                                </w:rPr>
-                                <w:t xml:space="preserve">y </w:t>
-                              </w:r>
-                              <w:r>
-                                <w:rPr>
-                                  <w:rFonts w:ascii="Arial" w:hAnsi="Arial" w:cs="Arial"/>
-                                  <w:bCs/>
-                                  <w:sz w:val="12"/>
-                                  <w:szCs w:val="12"/>
-                                </w:rPr>
-                                <w:t xml:space="preserve">que </w:t>
-                              </w:r>
-                              <w:proofErr w:type="spellStart"/>
-                              <w:r>
-                                <w:rPr>
-                                  <w:rFonts w:ascii="Arial" w:hAnsi="Arial" w:cs="Arial"/>
-                                  <w:bCs/>
-                                  <w:sz w:val="12"/>
-                                  <w:szCs w:val="12"/>
-                                </w:rPr>
-                                <w:t>ocupan</w:t>
-                              </w:r>
-                              <w:proofErr w:type="spellEnd"/>
-                              <w:r>
-                                <w:rPr>
-                                  <w:rFonts w:ascii="Arial" w:hAnsi="Arial" w:cs="Arial"/>
-                                  <w:bCs/>
-                                  <w:sz w:val="12"/>
-                                  <w:szCs w:val="12"/>
-                                </w:rPr>
-                                <w:t xml:space="preserve"> un </w:t>
-                              </w:r>
-                              <w:proofErr w:type="spellStart"/>
-                              <w:r>
-                                <w:rPr>
-                                  <w:rFonts w:ascii="Arial" w:hAnsi="Arial" w:cs="Arial"/>
-                                  <w:bCs/>
-                                  <w:sz w:val="12"/>
-                                  <w:szCs w:val="12"/>
-                                </w:rPr>
-                                <w:t>espacio</w:t>
-                              </w:r>
-                              <w:proofErr w:type="spellEnd"/>
-                              <w:r>
-                                <w:rPr>
-                                  <w:rFonts w:ascii="Arial" w:hAnsi="Arial" w:cs="Arial"/>
-                                  <w:bCs/>
-                                  <w:sz w:val="12"/>
-                                  <w:szCs w:val="12"/>
-                                </w:rPr>
-                                <w:t xml:space="preserve"> de </w:t>
-                              </w:r>
-                              <w:r>
-                                <w:rPr>
-                                  <w:rFonts w:ascii="Arial" w:hAnsi="Arial" w:cs="Arial"/>
-                                  <w:bCs/>
-                                  <w:sz w:val="12"/>
-                                  <w:szCs w:val="12"/>
-                                  <w:highlight w:val="yellow"/>
+                              <w:r>
+                                <w:rPr>
+                                  <w:rFonts w:ascii="Arial" w:hAnsi="Arial" w:cs="Arial"/>
+                                  <w:bCs/>
+                                  <w:sz w:val="12"/>
+                                  <w:szCs w:val="12"/>
+                                </w:rPr>
+                                <w:t>lo que se asienta para los efectos a que haya lugar</w:t>
+                              </w:r>
+                              <w:r>
+                                <w:rPr>
+                                  <w:rFonts w:ascii="Arial" w:hAnsi="Arial" w:cs="Arial"/>
+                                  <w:bCs/>
+                                  <w:sz w:val="12"/>
+                                  <w:szCs w:val="12"/>
+                                </w:rPr>
+                                <w:t>. Toluca, México</w:t>
+                              </w:r>
+                              <w:r>
+                                <w:rPr>
+                                  <w:rFonts w:ascii="Arial" w:hAnsi="Arial" w:cs="Arial"/>
+                                  <w:bCs/>
+                                  <w:sz w:val="12"/>
+                                  <w:szCs w:val="12"/>
+                                </w:rPr>
+                                <w:t xml:space="preserve"> a los </w:t>
+                              </w:r>
+                              <w:r>
+                                <w:rPr>
+                                  <w:rFonts w:ascii="Arial" w:hAnsi="Arial" w:cs="Arial"/>
+                                  <w:bCs/>
+                                  <w:sz w:val="12"/>
+                                  <w:szCs w:val="12"/>
                                 </w:rPr>
                                 <w:t>XXX</w:t>
                               </w:r>
@@ -742,126 +623,8 @@
                                   <w:bCs/>
                                   <w:sz w:val="12"/>
                                   <w:szCs w:val="12"/>
-                                  <w:highlight w:val="yellow"/>
-                                </w:rPr>
-                                <w:t xml:space="preserve"> MB</w:t>
-                              </w:r>
-                              <w:r>
-                                <w:rPr>
-                                  <w:rFonts w:ascii="Arial" w:hAnsi="Arial" w:cs="Arial"/>
-                                  <w:bCs/>
-                                  <w:sz w:val="12"/>
-                                  <w:szCs w:val="12"/>
-                                  <w:highlight w:val="yellow"/>
-                                </w:rPr>
-                                <w:t>;</w:t>
-                              </w:r>
-                              <w:r>
-                                <w:rPr>
-                                  <w:rFonts w:ascii="Arial" w:hAnsi="Arial" w:cs="Arial"/>
-                                  <w:bCs/>
-                                  <w:sz w:val="12"/>
-                                  <w:szCs w:val="12"/>
-                                </w:rPr>
-                                <w:t xml:space="preserve"> </w:t>
-                              </w:r>
-                              <w:r>
-                                <w:rPr>
-                                  <w:rFonts w:ascii="Arial" w:hAnsi="Arial" w:cs="Arial"/>
-                                  <w:bCs/>
-                                  <w:sz w:val="12"/>
-                                  <w:szCs w:val="12"/>
-                                </w:rPr>
-                                <w:t xml:space="preserve">lo que se </w:t>
-                              </w:r>
-                              <w:proofErr w:type="spellStart"/>
-                              <w:r>
-                                <w:rPr>
-                                  <w:rFonts w:ascii="Arial" w:hAnsi="Arial" w:cs="Arial"/>
-                                  <w:bCs/>
-                                  <w:sz w:val="12"/>
-                                  <w:szCs w:val="12"/>
-                                </w:rPr>
-                                <w:t>asienta</w:t>
-                              </w:r>
-                              <w:proofErr w:type="spellEnd"/>
-                              <w:r>
-                                <w:rPr>
-                                  <w:rFonts w:ascii="Arial" w:hAnsi="Arial" w:cs="Arial"/>
-                                  <w:bCs/>
-                                  <w:sz w:val="12"/>
-                                  <w:szCs w:val="12"/>
-                                </w:rPr>
-                                <w:t xml:space="preserve"> para los </w:t>
-                              </w:r>
-                              <w:proofErr w:type="spellStart"/>
-                              <w:r>
-                                <w:rPr>
-                                  <w:rFonts w:ascii="Arial" w:hAnsi="Arial" w:cs="Arial"/>
-                                  <w:bCs/>
-                                  <w:sz w:val="12"/>
-                                  <w:szCs w:val="12"/>
-                                </w:rPr>
-                                <w:t>efectos</w:t>
-                              </w:r>
-                              <w:proofErr w:type="spellEnd"/>
-                              <w:r>
-                                <w:rPr>
-                                  <w:rFonts w:ascii="Arial" w:hAnsi="Arial" w:cs="Arial"/>
-                                  <w:bCs/>
-                                  <w:sz w:val="12"/>
-                                  <w:szCs w:val="12"/>
-                                </w:rPr>
-                                <w:t xml:space="preserve"> a que </w:t>
-                              </w:r>
-                              <w:proofErr w:type="spellStart"/>
-                              <w:r>
-                                <w:rPr>
-                                  <w:rFonts w:ascii="Arial" w:hAnsi="Arial" w:cs="Arial"/>
-                                  <w:bCs/>
-                                  <w:sz w:val="12"/>
-                                  <w:szCs w:val="12"/>
-                                </w:rPr>
-                                <w:t>haya</w:t>
-                              </w:r>
-                              <w:proofErr w:type="spellEnd"/>
-                              <w:r>
-                                <w:rPr>
-                                  <w:rFonts w:ascii="Arial" w:hAnsi="Arial" w:cs="Arial"/>
-                                  <w:bCs/>
-                                  <w:sz w:val="12"/>
-                                  <w:szCs w:val="12"/>
-                                </w:rPr>
-                                <w:t xml:space="preserve"> </w:t>
-                              </w:r>
-                              <w:proofErr w:type="spellStart"/>
-                              <w:r>
-                                <w:rPr>
-                                  <w:rFonts w:ascii="Arial" w:hAnsi="Arial" w:cs="Arial"/>
-                                  <w:bCs/>
-                                  <w:sz w:val="12"/>
-                                  <w:szCs w:val="12"/>
-                                </w:rPr>
-                                <w:t>lugar</w:t>
-                              </w:r>
-                              <w:proofErr w:type="spellEnd"/>
-                              <w:r>
-                                <w:rPr>
-                                  <w:rFonts w:ascii="Arial" w:hAnsi="Arial" w:cs="Arial"/>
-                                  <w:bCs/>
-                                  <w:sz w:val="12"/>
-                                  <w:szCs w:val="12"/>
-                                </w:rPr>
-                                <w:t>. Toluca, México</w:t>
-                              </w:r>
-                              <w:r>
-                                <w:rPr>
-                                  <w:rFonts w:ascii="Arial" w:hAnsi="Arial" w:cs="Arial"/>
-                                  <w:bCs/>
-                                  <w:sz w:val="12"/>
-                                  <w:szCs w:val="12"/>
-                                </w:rPr>
-                                <w:t xml:space="preserve"> a los </w:t>
+                                </w:rPr>
+                                <w:t xml:space="preserve"> días del mes de </w:t>
                               </w:r>
                               <w:r>
                                 <w:rPr>
@@ -879,85 +642,7 @@
                                   <w:sz w:val="12"/>
                                   <w:szCs w:val="12"/>
                                 </w:rPr>
-                                <w:t xml:space="preserve"> </w:t>
-                              </w:r>
-                              <w:proofErr w:type="spellStart"/>
-                              <w:r>
-                                <w:rPr>
-                                  <w:rFonts w:ascii="Arial" w:hAnsi="Arial" w:cs="Arial"/>
-                                  <w:bCs/>
-                                  <w:sz w:val="12"/>
-                                  <w:szCs w:val="12"/>
-                                </w:rPr>
-                                <w:t>días</w:t>
-                              </w:r>
-                              <w:proofErr w:type="spellEnd"/>
-                              <w:r>
-                                <w:rPr>
-                                  <w:rFonts w:ascii="Arial" w:hAnsi="Arial" w:cs="Arial"/>
-                                  <w:bCs/>
-                                  <w:sz w:val="12"/>
-                                  <w:szCs w:val="12"/>
-                                </w:rPr>
-                                <w:t xml:space="preserve"> del </w:t>
-                              </w:r>
-                              <w:proofErr w:type="spellStart"/>
-                              <w:r>
-                                <w:rPr>
-                                  <w:rFonts w:ascii="Arial" w:hAnsi="Arial" w:cs="Arial"/>
-                                  <w:bCs/>
-                                  <w:sz w:val="12"/>
-                                  <w:szCs w:val="12"/>
-                                </w:rPr>
-                                <w:t>mes</w:t>
-                              </w:r>
-                              <w:proofErr w:type="spellEnd"/>
-                              <w:r>
-                                <w:rPr>
-                                  <w:rFonts w:ascii="Arial" w:hAnsi="Arial" w:cs="Arial"/>
-                                  <w:bCs/>
-                                  <w:sz w:val="12"/>
-                                  <w:szCs w:val="12"/>
-                                </w:rPr>
-                                <w:t xml:space="preserve"> de </w:t>
-                              </w:r>
-                              <w:r>
-                                <w:rPr>
-                                  <w:rFonts w:ascii="Arial" w:hAnsi="Arial" w:cs="Arial"/>
-                                  <w:bCs/>
-                                  <w:sz w:val="12"/>
-                                  <w:szCs w:val="12"/>
-                                </w:rPr>
-                                <w:t>XXX</w:t>
-                              </w:r>
-                              <w:r>
-                                <w:rPr>
-                                  <w:rFonts w:ascii="Arial" w:hAnsi="Arial" w:cs="Arial"/>
-                                  <w:bCs/>
-                                  <w:sz w:val="12"/>
-                                  <w:szCs w:val="12"/>
-                                </w:rPr>
-                                <w:t xml:space="preserve"> del </w:t>
-                              </w:r>
-                              <w:proofErr w:type="spellStart"/>
-                              <w:r>
-                                <w:rPr>
-                                  <w:rFonts w:ascii="Arial" w:hAnsi="Arial" w:cs="Arial"/>
-                                  <w:bCs/>
-                                  <w:sz w:val="12"/>
-                                  <w:szCs w:val="12"/>
-                                </w:rPr>
-                                <w:t>año</w:t>
-                              </w:r>
-                              <w:proofErr w:type="spellEnd"/>
-                              <w:r>
-                                <w:rPr>
-                                  <w:rFonts w:ascii="Arial" w:hAnsi="Arial" w:cs="Arial"/>
-                                  <w:bCs/>
-                                  <w:sz w:val="12"/>
-                                  <w:szCs w:val="12"/>
-                                </w:rPr>
-                                <w:t xml:space="preserve"> dos mil </w:t>
+                                <w:t xml:space="preserve"> del año dos mil </w:t>
                               </w:r>
                               <w:r>
                                 <w:rPr>
@@ -1039,7 +724,7 @@
                                   <w:sz w:val="14"/>
                                   <w:szCs w:val="14"/>
                                 </w:rPr>
-                                <w:t>LUIS IGNACIO SIERRA VILLA</w:t>
+                                <w:t>ROGELIO OSORIO GARCÍA</w:t>
                               </w:r>
                             </w:p>
                             <w:p>
@@ -1337,7 +1022,6 @@
                                 </w:rPr>
                                 <w:t>DIRECTOR DE SEGUIMIENTO “</w:t>
                               </w:r>
-                              <w:proofErr w:type="gramStart"/>
                               <w:r>
                                 <w:rPr>
                                   <w:rFonts w:ascii="Arial" w:hAnsi="Arial" w:cs="Arial"/>
@@ -1363,17 +1047,7 @@
                                   <w:sz w:val="10"/>
                                   <w:szCs w:val="8"/>
                                 </w:rPr>
-                                <w:t xml:space="preserve"> </w:t>
-                              </w:r>
-                              <w:proofErr w:type="gramEnd"/>
-                              <w:r>
-                                <w:rPr>
-                                  <w:rFonts w:ascii="Arial" w:hAnsi="Arial" w:cs="Arial"/>
-                                  <w:b/>
-                                  <w:sz w:val="10"/>
-                                  <w:szCs w:val="8"/>
-                                </w:rPr>
-                                <w:t xml:space="preserve">                                    </w:t>
+                                <w:t xml:space="preserve">                                     </w:t>
                               </w:r>
                               <w:r>
                                 <w:rPr>
@@ -1492,7 +1166,7 @@
           </mc:Choice>
           <mc:Fallback>
             <w:pict>
-              <v:group id="Grupo 13" o:spid="_x0000_s1026" style="position:absolute;margin-left:55.5pt;margin-top:-9.8pt;width:324pt;height:328.5pt;z-index:251668480" coordsize="41148,41719" o:gfxdata="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">
+              <v:group w14:anchorId="4827796A" id="Grupo 13" o:spid="_x0000_s1026" style="position:absolute;margin-left:55.5pt;margin-top:-9.8pt;width:324pt;height:328.5pt;z-index:251668480" coordsize="41148,41719" o:gfxdata="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">
                 <v:shapetype id="_x0000_t202" coordsize="21600,21600" o:spt="202" path="m,l,21600r21600,l21600,xe">
                   <v:stroke joinstyle="miter"/>
                   <v:path gradientshapeok="t" o:connecttype="rect"/>
@@ -1539,7 +1213,17 @@
                             <w:szCs w:val="12"/>
                             <w:lang w:val="es-MX"/>
                           </w:rPr>
-                          <w:t xml:space="preserve">Luis Ignacio Sierra Villa, Titular de la Unidad de Seguimiento del Órgano Superior de Fiscalización del Estado de México, en términos de lo previsto en los artículos </w:t>
+                          <w:t>Roberto Osorio García</w:t>
+                        </w:r>
+                        <w:r>
+                          <w:rPr>
+                            <w:rFonts w:ascii="Arial" w:hAnsi="Arial" w:cs="Arial"/>
+                            <w:bCs/>
+                            <w:sz w:val="12"/>
+                            <w:szCs w:val="12"/>
+                            <w:lang w:val="es-MX"/>
+                          </w:rPr>
+                          <w:t xml:space="preserve">, Titular de la Unidad de Seguimiento del Órgano Superior de Fiscalización del Estado de México, en términos de lo previsto en los artículos </w:t>
                         </w:r>
                         <w:r>
                           <w:rPr>
@@ -1763,27 +1447,7 @@
                             <w:sz w:val="12"/>
                             <w:szCs w:val="12"/>
                           </w:rPr>
-                          <w:t xml:space="preserve">el </w:t>
-                        </w:r>
-                        <w:proofErr w:type="spellStart"/>
-                        <w:r>
-                          <w:rPr>
-                            <w:rFonts w:ascii="Arial" w:hAnsi="Arial" w:cs="Arial"/>
-                            <w:bCs/>
-                            <w:sz w:val="12"/>
-                            <w:szCs w:val="12"/>
-                          </w:rPr>
-                          <w:t>presente</w:t>
-                        </w:r>
-                        <w:proofErr w:type="spellEnd"/>
-                        <w:r>
-                          <w:rPr>
-                            <w:rFonts w:ascii="Arial" w:hAnsi="Arial" w:cs="Arial"/>
-                            <w:bCs/>
-                            <w:sz w:val="12"/>
-                            <w:szCs w:val="12"/>
-                          </w:rPr>
-                          <w:t xml:space="preserve"> medio </w:t>
+                          <w:t xml:space="preserve">el presente medio </w:t>
                         </w:r>
                         <w:ins w:id="2" w:author="GUADALUPE ANAHI REYES RENDON" w:date="2023-01-25T12:16:00Z">
                           <w:r>
@@ -1804,30 +1468,9 @@
                               <w:sz w:val="12"/>
                               <w:szCs w:val="12"/>
                             </w:rPr>
-                            <w:t xml:space="preserve"> </w:t>
-                          </w:r>
-                          <w:proofErr w:type="spellStart"/>
-                          <w:r>
-                            <w:rPr>
-                              <w:rFonts w:ascii="Arial" w:hAnsi="Arial" w:cs="Arial"/>
-                              <w:bCs/>
-                              <w:sz w:val="12"/>
-                              <w:szCs w:val="12"/>
-                            </w:rPr>
-                            <w:t>almacenamiento</w:t>
-                          </w:r>
-                          <w:proofErr w:type="spellEnd"/>
-                          <w:r>
-                            <w:rPr>
-                              <w:rFonts w:ascii="Arial" w:hAnsi="Arial" w:cs="Arial"/>
-                              <w:bCs/>
-                              <w:sz w:val="12"/>
-                              <w:szCs w:val="12"/>
-                            </w:rPr>
-                            <w:t xml:space="preserve"> </w:t>
+                            <w:t xml:space="preserve"> almacenamiento </w:t>
                           </w:r>
                         </w:ins>
-                        <w:proofErr w:type="spellStart"/>
                         <w:r>
                           <w:rPr>
                             <w:rFonts w:ascii="Arial" w:hAnsi="Arial" w:cs="Arial"/>
@@ -1837,35 +1480,14 @@
                           </w:rPr>
                           <w:t>óptico</w:t>
                         </w:r>
-                        <w:proofErr w:type="spellEnd"/>
-                        <w:r>
-                          <w:rPr>
-                            <w:rFonts w:ascii="Arial" w:hAnsi="Arial" w:cs="Arial"/>
-                            <w:bCs/>
-                            <w:sz w:val="12"/>
-                            <w:szCs w:val="12"/>
-                          </w:rPr>
-                          <w:t xml:space="preserve"> con </w:t>
-                        </w:r>
-                        <w:proofErr w:type="spellStart"/>
-                        <w:r>
-                          <w:rPr>
-                            <w:rFonts w:ascii="Arial" w:hAnsi="Arial" w:cs="Arial"/>
-                            <w:bCs/>
-                            <w:sz w:val="12"/>
-                            <w:szCs w:val="12"/>
-                          </w:rPr>
-                          <w:t>capacidad</w:t>
-                        </w:r>
-                        <w:proofErr w:type="spellEnd"/>
-                        <w:r>
-                          <w:rPr>
-                            <w:rFonts w:ascii="Arial" w:hAnsi="Arial" w:cs="Arial"/>
-                            <w:bCs/>
-                            <w:sz w:val="12"/>
-                            <w:szCs w:val="12"/>
-                          </w:rPr>
-                          <w:t xml:space="preserve"> de </w:t>
+                        <w:r>
+                          <w:rPr>
+                            <w:rFonts w:ascii="Arial" w:hAnsi="Arial" w:cs="Arial"/>
+                            <w:bCs/>
+                            <w:sz w:val="12"/>
+                            <w:szCs w:val="12"/>
+                          </w:rPr>
+                          <w:t xml:space="preserve"> con capacidad de </w:t>
                         </w:r>
                         <w:r>
                           <w:rPr>
@@ -1906,37 +1528,63 @@
                           </w:rPr>
                           <w:t xml:space="preserve">B, </w:t>
                         </w:r>
-                        <w:proofErr w:type="spellStart"/>
-                        <w:r>
-                          <w:rPr>
-                            <w:rFonts w:ascii="Arial" w:hAnsi="Arial" w:cs="Arial"/>
-                            <w:bCs/>
-                            <w:sz w:val="12"/>
-                            <w:szCs w:val="12"/>
-                          </w:rPr>
-                          <w:t>contiene</w:t>
-                        </w:r>
-                        <w:proofErr w:type="spellEnd"/>
-                        <w:r>
-                          <w:rPr>
-                            <w:rFonts w:ascii="Arial" w:hAnsi="Arial" w:cs="Arial"/>
-                            <w:bCs/>
-                            <w:sz w:val="12"/>
-                            <w:szCs w:val="12"/>
-                          </w:rPr>
-                          <w:t xml:space="preserve"> la </w:t>
-                        </w:r>
-                        <w:proofErr w:type="spellStart"/>
-                        <w:r>
-                          <w:rPr>
-                            <w:rFonts w:ascii="Arial" w:hAnsi="Arial" w:cs="Arial"/>
-                            <w:bCs/>
-                            <w:sz w:val="12"/>
-                            <w:szCs w:val="12"/>
-                          </w:rPr>
-                          <w:t>documentación</w:t>
-                        </w:r>
-                        <w:proofErr w:type="spellEnd"/>
+                        <w:r>
+                          <w:rPr>
+                            <w:rFonts w:ascii="Arial" w:hAnsi="Arial" w:cs="Arial"/>
+                            <w:bCs/>
+                            <w:sz w:val="12"/>
+                            <w:szCs w:val="12"/>
+                          </w:rPr>
+                          <w:t xml:space="preserve">contiene la documentación certificada del expediente XXX (fojas XX a la XX) </w:t>
+                        </w:r>
+                        <w:r>
+                          <w:rPr>
+                            <w:rFonts w:ascii="Arial" w:hAnsi="Arial" w:cs="Arial"/>
+                            <w:bCs/>
+                            <w:sz w:val="12"/>
+                            <w:szCs w:val="12"/>
+                          </w:rPr>
+                          <w:t xml:space="preserve">y </w:t>
+                        </w:r>
+                        <w:r>
+                          <w:rPr>
+                            <w:rFonts w:ascii="Arial" w:hAnsi="Arial" w:cs="Arial"/>
+                            <w:bCs/>
+                            <w:sz w:val="12"/>
+                            <w:szCs w:val="12"/>
+                          </w:rPr>
+                          <w:t xml:space="preserve">que ocupan un espacio de </w:t>
+                        </w:r>
+                        <w:r>
+                          <w:rPr>
+                            <w:rFonts w:ascii="Arial" w:hAnsi="Arial" w:cs="Arial"/>
+                            <w:bCs/>
+                            <w:sz w:val="12"/>
+                            <w:szCs w:val="12"/>
+                            <w:highlight w:val="yellow"/>
+                          </w:rPr>
+                          <w:t>XXX</w:t>
+                        </w:r>
+                        <w:r>
+                          <w:rPr>
+                            <w:rFonts w:ascii="Arial" w:hAnsi="Arial" w:cs="Arial"/>
+                            <w:bCs/>
+                            <w:sz w:val="12"/>
+                            <w:szCs w:val="12"/>
+                            <w:highlight w:val="yellow"/>
+                          </w:rPr>
+                          <w:t xml:space="preserve"> MB</w:t>
+                        </w:r>
+                        <w:r>
+                          <w:rPr>
+                            <w:rFonts w:ascii="Arial" w:hAnsi="Arial" w:cs="Arial"/>
+                            <w:bCs/>
+                            <w:sz w:val="12"/>
+                            <w:szCs w:val="12"/>
+                            <w:highlight w:val="yellow"/>
+                          </w:rPr>
+                          <w:t>;</w:t>
+                        </w:r>
                         <w:r>
                           <w:rPr>
                             <w:rFonts w:ascii="Arial" w:hAnsi="Arial" w:cs="Arial"/>
@@ -1946,131 +1594,39 @@
                           </w:rPr>
                           <w:t xml:space="preserve"> </w:t>
                         </w:r>
-                        <w:proofErr w:type="spellStart"/>
-                        <w:r>
-                          <w:rPr>
-                            <w:rFonts w:ascii="Arial" w:hAnsi="Arial" w:cs="Arial"/>
-                            <w:bCs/>
-                            <w:sz w:val="12"/>
-                            <w:szCs w:val="12"/>
-                          </w:rPr>
-                          <w:t>certificada</w:t>
-                        </w:r>
-                        <w:proofErr w:type="spellEnd"/>
-                        <w:r>
-                          <w:rPr>
-                            <w:rFonts w:ascii="Arial" w:hAnsi="Arial" w:cs="Arial"/>
-                            <w:bCs/>
-                            <w:sz w:val="12"/>
-                            <w:szCs w:val="12"/>
-                          </w:rPr>
-                          <w:t xml:space="preserve"> del </w:t>
-                        </w:r>
-                        <w:proofErr w:type="spellStart"/>
-                        <w:r>
-                          <w:rPr>
-                            <w:rFonts w:ascii="Arial" w:hAnsi="Arial" w:cs="Arial"/>
-                            <w:bCs/>
-                            <w:sz w:val="12"/>
-                            <w:szCs w:val="12"/>
-                          </w:rPr>
-                          <w:t>expediente</w:t>
-                        </w:r>
-                        <w:proofErr w:type="spellEnd"/>
-                        <w:r>
-                          <w:rPr>
-                            <w:rFonts w:ascii="Arial" w:hAnsi="Arial" w:cs="Arial"/>
-                            <w:bCs/>
-                            <w:sz w:val="12"/>
-                            <w:szCs w:val="12"/>
-                          </w:rPr>
-                          <w:t xml:space="preserve"> XXX (</w:t>
-                        </w:r>
-                        <w:proofErr w:type="spellStart"/>
-                        <w:r>
-                          <w:rPr>
-                            <w:rFonts w:ascii="Arial" w:hAnsi="Arial" w:cs="Arial"/>
-                            <w:bCs/>
-                            <w:sz w:val="12"/>
-                            <w:szCs w:val="12"/>
-                          </w:rPr>
-                          <w:t>fojas</w:t>
-                        </w:r>
-                        <w:proofErr w:type="spellEnd"/>
-                        <w:r>
-                          <w:rPr>
-                            <w:rFonts w:ascii="Arial" w:hAnsi="Arial" w:cs="Arial"/>
-                            <w:bCs/>
-                            <w:sz w:val="12"/>
-                            <w:szCs w:val="12"/>
-                          </w:rPr>
-                          <w:t xml:space="preserve"> XX a la XX) </w:t>
-                        </w:r>
-                        <w:r>
-                          <w:rPr>
-                            <w:rFonts w:ascii="Arial" w:hAnsi="Arial" w:cs="Arial"/>
-                            <w:bCs/>
-                            <w:sz w:val="12"/>
-                            <w:szCs w:val="12"/>
-                          </w:rPr>
-                          <w:t xml:space="preserve">y </w:t>
-                        </w:r>
-                        <w:r>
-                          <w:rPr>
-                            <w:rFonts w:ascii="Arial" w:hAnsi="Arial" w:cs="Arial"/>
-                            <w:bCs/>
-                            <w:sz w:val="12"/>
-                            <w:szCs w:val="12"/>
-                          </w:rPr>
-                          <w:t xml:space="preserve">que </w:t>
-                        </w:r>
-                        <w:proofErr w:type="spellStart"/>
-                        <w:r>
-                          <w:rPr>
-                            <w:rFonts w:ascii="Arial" w:hAnsi="Arial" w:cs="Arial"/>
-                            <w:bCs/>
-                            <w:sz w:val="12"/>
-                            <w:szCs w:val="12"/>
-                          </w:rPr>
-                          <w:t>ocupan</w:t>
-                        </w:r>
-                        <w:proofErr w:type="spellEnd"/>
-                        <w:r>
-                          <w:rPr>
-                            <w:rFonts w:ascii="Arial" w:hAnsi="Arial" w:cs="Arial"/>
-                            <w:bCs/>
-                            <w:sz w:val="12"/>
-                            <w:szCs w:val="12"/>
-                          </w:rPr>
-                          <w:t xml:space="preserve"> un </w:t>
-                        </w:r>
-                        <w:proofErr w:type="spellStart"/>
-                        <w:r>
-                          <w:rPr>
-                            <w:rFonts w:ascii="Arial" w:hAnsi="Arial" w:cs="Arial"/>
-                            <w:bCs/>
-                            <w:sz w:val="12"/>
-                            <w:szCs w:val="12"/>
-                          </w:rPr>
-                          <w:t>espacio</w:t>
-                        </w:r>
-                        <w:proofErr w:type="spellEnd"/>
-                        <w:r>
-                          <w:rPr>
-                            <w:rFonts w:ascii="Arial" w:hAnsi="Arial" w:cs="Arial"/>
-                            <w:bCs/>
-                            <w:sz w:val="12"/>
-                            <w:szCs w:val="12"/>
-                          </w:rPr>
-                          <w:t xml:space="preserve"> de </w:t>
-                        </w:r>
-                        <w:r>
-                          <w:rPr>
-                            <w:rFonts w:ascii="Arial" w:hAnsi="Arial" w:cs="Arial"/>
-                            <w:bCs/>
-                            <w:sz w:val="12"/>
-                            <w:szCs w:val="12"/>
-                            <w:highlight w:val="yellow"/>
+                        <w:r>
+                          <w:rPr>
+                            <w:rFonts w:ascii="Arial" w:hAnsi="Arial" w:cs="Arial"/>
+                            <w:bCs/>
+                            <w:sz w:val="12"/>
+                            <w:szCs w:val="12"/>
+                          </w:rPr>
+                          <w:t>lo que se asienta para los efectos a que haya lugar</w:t>
+                        </w:r>
+                        <w:r>
+                          <w:rPr>
+                            <w:rFonts w:ascii="Arial" w:hAnsi="Arial" w:cs="Arial"/>
+                            <w:bCs/>
+                            <w:sz w:val="12"/>
+                            <w:szCs w:val="12"/>
+                          </w:rPr>
+                          <w:t>. Toluca, México</w:t>
+                        </w:r>
+                        <w:r>
+                          <w:rPr>
+                            <w:rFonts w:ascii="Arial" w:hAnsi="Arial" w:cs="Arial"/>
+                            <w:bCs/>
+                            <w:sz w:val="12"/>
+                            <w:szCs w:val="12"/>
+                          </w:rPr>
+                          <w:t xml:space="preserve"> a los </w:t>
+                        </w:r>
+                        <w:r>
+                          <w:rPr>
+                            <w:rFonts w:ascii="Arial" w:hAnsi="Arial" w:cs="Arial"/>
+                            <w:bCs/>
+                            <w:sz w:val="12"/>
+                            <w:szCs w:val="12"/>
                           </w:rPr>
                           <w:t>XXX</w:t>
                         </w:r>
@@ -2080,126 +1636,8 @@
                             <w:bCs/>
                             <w:sz w:val="12"/>
                             <w:szCs w:val="12"/>
-                            <w:highlight w:val="yellow"/>
-                          </w:rPr>
-                          <w:t xml:space="preserve"> MB</w:t>
-                        </w:r>
-                        <w:r>
-                          <w:rPr>
-                            <w:rFonts w:ascii="Arial" w:hAnsi="Arial" w:cs="Arial"/>
-                            <w:bCs/>
-                            <w:sz w:val="12"/>
-                            <w:szCs w:val="12"/>
-                            <w:highlight w:val="yellow"/>
-                          </w:rPr>
-                          <w:t>;</w:t>
-                        </w:r>
-                        <w:r>
-                          <w:rPr>
-                            <w:rFonts w:ascii="Arial" w:hAnsi="Arial" w:cs="Arial"/>
-                            <w:bCs/>
-                            <w:sz w:val="12"/>
-                            <w:szCs w:val="12"/>
-                          </w:rPr>
-                          <w:t xml:space="preserve"> </w:t>
-                        </w:r>
-                        <w:r>
-                          <w:rPr>
-                            <w:rFonts w:ascii="Arial" w:hAnsi="Arial" w:cs="Arial"/>
-                            <w:bCs/>
-                            <w:sz w:val="12"/>
-                            <w:szCs w:val="12"/>
-                          </w:rPr>
-                          <w:t xml:space="preserve">lo que se </w:t>
-                        </w:r>
-                        <w:proofErr w:type="spellStart"/>
-                        <w:r>
-                          <w:rPr>
-                            <w:rFonts w:ascii="Arial" w:hAnsi="Arial" w:cs="Arial"/>
-                            <w:bCs/>
-                            <w:sz w:val="12"/>
-                            <w:szCs w:val="12"/>
-                          </w:rPr>
-                          <w:t>asienta</w:t>
-                        </w:r>
-                        <w:proofErr w:type="spellEnd"/>
-                        <w:r>
-                          <w:rPr>
-                            <w:rFonts w:ascii="Arial" w:hAnsi="Arial" w:cs="Arial"/>
-                            <w:bCs/>
-                            <w:sz w:val="12"/>
-                            <w:szCs w:val="12"/>
-                          </w:rPr>
-                          <w:t xml:space="preserve"> para los </w:t>
-                        </w:r>
-                        <w:proofErr w:type="spellStart"/>
-                        <w:r>
-                          <w:rPr>
-                            <w:rFonts w:ascii="Arial" w:hAnsi="Arial" w:cs="Arial"/>
-                            <w:bCs/>
-                            <w:sz w:val="12"/>
-                            <w:szCs w:val="12"/>
-                          </w:rPr>
-                          <w:t>efectos</w:t>
-                        </w:r>
-                        <w:proofErr w:type="spellEnd"/>
-                        <w:r>
-                          <w:rPr>
-                            <w:rFonts w:ascii="Arial" w:hAnsi="Arial" w:cs="Arial"/>
-                            <w:bCs/>
-                            <w:sz w:val="12"/>
-                            <w:szCs w:val="12"/>
-                          </w:rPr>
-                          <w:t xml:space="preserve"> a que </w:t>
-                        </w:r>
-                        <w:proofErr w:type="spellStart"/>
-                        <w:r>
-                          <w:rPr>
-                            <w:rFonts w:ascii="Arial" w:hAnsi="Arial" w:cs="Arial"/>
-                            <w:bCs/>
-                            <w:sz w:val="12"/>
-                            <w:szCs w:val="12"/>
-                          </w:rPr>
-                          <w:t>haya</w:t>
-                        </w:r>
-                        <w:proofErr w:type="spellEnd"/>
-                        <w:r>
-                          <w:rPr>
-                            <w:rFonts w:ascii="Arial" w:hAnsi="Arial" w:cs="Arial"/>
-                            <w:bCs/>
-                            <w:sz w:val="12"/>
-                            <w:szCs w:val="12"/>
-                          </w:rPr>
-                          <w:t xml:space="preserve"> </w:t>
-                        </w:r>
-                        <w:proofErr w:type="spellStart"/>
-                        <w:r>
-                          <w:rPr>
-                            <w:rFonts w:ascii="Arial" w:hAnsi="Arial" w:cs="Arial"/>
-                            <w:bCs/>
-                            <w:sz w:val="12"/>
-                            <w:szCs w:val="12"/>
-                          </w:rPr>
-                          <w:t>lugar</w:t>
-                        </w:r>
-                        <w:proofErr w:type="spellEnd"/>
-                        <w:r>
-                          <w:rPr>
-                            <w:rFonts w:ascii="Arial" w:hAnsi="Arial" w:cs="Arial"/>
-                            <w:bCs/>
-                            <w:sz w:val="12"/>
-                            <w:szCs w:val="12"/>
-                          </w:rPr>
-                          <w:t>. Toluca, México</w:t>
-                        </w:r>
-                        <w:r>
-                          <w:rPr>
-                            <w:rFonts w:ascii="Arial" w:hAnsi="Arial" w:cs="Arial"/>
-                            <w:bCs/>
-                            <w:sz w:val="12"/>
-                            <w:szCs w:val="12"/>
-                          </w:rPr>
-                          <w:t xml:space="preserve"> a los </w:t>
+                          </w:rPr>
+                          <w:t xml:space="preserve"> días del mes de </w:t>
                         </w:r>
                         <w:r>
                           <w:rPr>
@@ -2217,85 +1655,7 @@
                             <w:sz w:val="12"/>
                             <w:szCs w:val="12"/>
                           </w:rPr>
-                          <w:t xml:space="preserve"> </w:t>
-                        </w:r>
-                        <w:proofErr w:type="spellStart"/>
-                        <w:r>
-                          <w:rPr>
-                            <w:rFonts w:ascii="Arial" w:hAnsi="Arial" w:cs="Arial"/>
-                            <w:bCs/>
-                            <w:sz w:val="12"/>
-                            <w:szCs w:val="12"/>
-                          </w:rPr>
-                          <w:t>días</w:t>
-                        </w:r>
-                        <w:proofErr w:type="spellEnd"/>
-                        <w:r>
-                          <w:rPr>
-                            <w:rFonts w:ascii="Arial" w:hAnsi="Arial" w:cs="Arial"/>
-                            <w:bCs/>
-                            <w:sz w:val="12"/>
-                            <w:szCs w:val="12"/>
-                          </w:rPr>
-                          <w:t xml:space="preserve"> del </w:t>
-                        </w:r>
-                        <w:proofErr w:type="spellStart"/>
-                        <w:r>
-                          <w:rPr>
-                            <w:rFonts w:ascii="Arial" w:hAnsi="Arial" w:cs="Arial"/>
-                            <w:bCs/>
-                            <w:sz w:val="12"/>
-                            <w:szCs w:val="12"/>
-                          </w:rPr>
-                          <w:t>mes</w:t>
-                        </w:r>
-                        <w:proofErr w:type="spellEnd"/>
-                        <w:r>
-                          <w:rPr>
-                            <w:rFonts w:ascii="Arial" w:hAnsi="Arial" w:cs="Arial"/>
-                            <w:bCs/>
-                            <w:sz w:val="12"/>
-                            <w:szCs w:val="12"/>
-                          </w:rPr>
-                          <w:t xml:space="preserve"> de </w:t>
-                        </w:r>
-                        <w:r>
-                          <w:rPr>
-                            <w:rFonts w:ascii="Arial" w:hAnsi="Arial" w:cs="Arial"/>
-                            <w:bCs/>
-                            <w:sz w:val="12"/>
-                            <w:szCs w:val="12"/>
-                          </w:rPr>
-                          <w:t>XXX</w:t>
-                        </w:r>
-                        <w:r>
-                          <w:rPr>
-                            <w:rFonts w:ascii="Arial" w:hAnsi="Arial" w:cs="Arial"/>
-                            <w:bCs/>
-                            <w:sz w:val="12"/>
-                            <w:szCs w:val="12"/>
-                          </w:rPr>
-                          <w:t xml:space="preserve"> del </w:t>
-                        </w:r>
-                        <w:proofErr w:type="spellStart"/>
-                        <w:r>
-                          <w:rPr>
-                            <w:rFonts w:ascii="Arial" w:hAnsi="Arial" w:cs="Arial"/>
-                            <w:bCs/>
-                            <w:sz w:val="12"/>
-                            <w:szCs w:val="12"/>
-                          </w:rPr>
-                          <w:t>año</w:t>
-                        </w:r>
-                        <w:proofErr w:type="spellEnd"/>
-                        <w:r>
-                          <w:rPr>
-                            <w:rFonts w:ascii="Arial" w:hAnsi="Arial" w:cs="Arial"/>
-                            <w:bCs/>
-                            <w:sz w:val="12"/>
-                            <w:szCs w:val="12"/>
-                          </w:rPr>
-                          <w:t xml:space="preserve"> dos mil </w:t>
+                          <w:t xml:space="preserve"> del año dos mil </w:t>
                         </w:r>
                         <w:r>
                           <w:rPr>
@@ -2377,7 +1737,7 @@
                             <w:sz w:val="14"/>
                             <w:szCs w:val="14"/>
                           </w:rPr>
-                          <w:t>LUIS IGNACIO SIERRA VILLA</w:t>
+                          <w:t>ROGELIO OSORIO GARCÍA</w:t>
                         </w:r>
                       </w:p>
                       <w:p>
@@ -2645,7 +2005,6 @@
                           </w:rPr>
                           <w:t>DIRECTOR DE SEGUIMIENTO “</w:t>
                         </w:r>
-                        <w:proofErr w:type="gramStart"/>
                         <w:r>
                           <w:rPr>
                             <w:rFonts w:ascii="Arial" w:hAnsi="Arial" w:cs="Arial"/>
@@ -2671,17 +2030,7 @@
                             <w:sz w:val="10"/>
                             <w:szCs w:val="8"/>
                           </w:rPr>
-                          <w:t xml:space="preserve"> </w:t>
-                        </w:r>
-                        <w:proofErr w:type="gramEnd"/>
-                        <w:r>
-                          <w:rPr>
-                            <w:rFonts w:ascii="Arial" w:hAnsi="Arial" w:cs="Arial"/>
-                            <w:b/>
-                            <w:sz w:val="10"/>
-                            <w:szCs w:val="8"/>
-                          </w:rPr>
-                          <w:t xml:space="preserve">                                    </w:t>
+                          <w:t xml:space="preserve">                                     </w:t>
                         </w:r>
                         <w:r>
                           <w:rPr>
@@ -2839,7 +2188,7 @@
           <w:noProof/>
         </w:rPr>
         <w:drawing>
-          <wp:anchor distT="0" distB="0" distL="114300" distR="114300" simplePos="0" relativeHeight="251670528" behindDoc="0" locked="0" layoutInCell="1" allowOverlap="1">
+          <wp:anchor distT="0" distB="0" distL="114300" distR="114300" simplePos="0" relativeHeight="251670528" behindDoc="0" locked="0" layoutInCell="1" allowOverlap="1" wp14:anchorId="4DC7D258" wp14:editId="05DD5B74">
             <wp:simplePos x="0" y="0"/>
             <wp:positionH relativeFrom="margin">
               <wp:posOffset>1020709</wp:posOffset>
@@ -2989,8 +2338,6 @@
           <w:tab w:val="left" w:pos="7330"/>
         </w:tabs>
       </w:pPr>
-      <w:bookmarkStart w:id="4" w:name="_GoBack"/>
-      <w:bookmarkEnd w:id="4"/>
     </w:p>
     <w:sectPr>
       <w:pgSz w:w="12240" w:h="15840" w:code="1"/>
@@ -3003,7 +2350,7 @@
 </file>
 
 <file path=word/endnotes.xml><?xml version="1.0" encoding="utf-8"?>
-<w:endnotes xmlns:wpc="http://schemas.microsoft.com/office/word/2010/wordprocessingCanvas" xmlns:cx="http://schemas.microsoft.com/office/drawing/2014/chartex" xmlns:cx1="http://schemas.microsoft.com/office/drawing/2015/9/8/chartex" xmlns:cx2="http://schemas.microsoft.com/office/drawing/2015/10/21/chartex" xmlns:cx3="http://schemas.microsoft.com/office/drawing/2016/5/9/chartex" xmlns:cx4="http://schemas.microsoft.com/office/drawing/2016/5/10/chartex" xmlns:cx5="http://schemas.microsoft.com/office/drawing/2016/5/11/chartex" xmlns:cx6="http://schemas.microsoft.com/office/drawing/2016/5/12/chartex" xmlns:cx7="http://schemas.microsoft.com/office/drawing/2016/5/13/chartex" xmlns:cx8="http://schemas.microsoft.com/office/drawing/2016/5/14/chartex" xmlns:mc="http://schemas.openxmlformats.org/markup-compatibility/2006" xmlns:aink="http://schemas.microsoft.com/office/drawing/2016/ink" xmlns:am3d="http://schemas.microsoft.com/office/drawing/2017/model3d" xmlns:o="urn:schemas-microsoft-com:office:office" xmlns:r="http://schemas.openxmlformats.org/officeDocument/2006/relationships" xmlns:m="http://schemas.openxmlformats.org/officeDocument/2006/math" xmlns:v="urn:schemas-microsoft-com:vml" xmlns:wp14="http://schemas.microsoft.com/office/word/2010/wordprocessingDrawing" xmlns:wp="http://schemas.openxmlformats.org/drawingml/2006/wordprocessingDrawing" xmlns:w10="urn:schemas-microsoft-com:office:word" xmlns:w="http://schemas.openxmlformats.org/wordprocessingml/2006/main" xmlns:w14="http://schemas.microsoft.com/office/word/2010/wordml" xmlns:w15="http://schemas.microsoft.com/office/word/2012/wordml" xmlns:w16cid="http://schemas.microsoft.com/office/word/2016/wordml/cid" xmlns:w16se="http://schemas.microsoft.com/office/word/2015/wordml/symex" xmlns:wpg="http://schemas.microsoft.com/office/word/2010/wordprocessingGroup" xmlns:wpi="http://schemas.microsoft.com/office/word/2010/wordprocessingInk" xmlns:wne="http://schemas.microsoft.com/office/word/2006/wordml" xmlns:wps="http://schemas.microsoft.com/office/word/2010/wordprocessingShape" mc:Ignorable="w14 w15 w16se w16cid wp14">
+<w:endnotes xmlns:wpc="http://schemas.microsoft.com/office/word/2010/wordprocessingCanvas" xmlns:cx="http://schemas.microsoft.com/office/drawing/2014/chartex" xmlns:cx1="http://schemas.microsoft.com/office/drawing/2015/9/8/chartex" xmlns:cx2="http://schemas.microsoft.com/office/drawing/2015/10/21/chartex" xmlns:cx3="http://schemas.microsoft.com/office/drawing/2016/5/9/chartex" xmlns:cx4="http://schemas.microsoft.com/office/drawing/2016/5/10/chartex" xmlns:cx5="http://schemas.microsoft.com/office/drawing/2016/5/11/chartex" xmlns:cx6="http://schemas.microsoft.com/office/drawing/2016/5/12/chartex" xmlns:cx7="http://schemas.microsoft.com/office/drawing/2016/5/13/chartex" xmlns:cx8="http://schemas.microsoft.com/office/drawing/2016/5/14/chartex" xmlns:mc="http://schemas.openxmlformats.org/markup-compatibility/2006" xmlns:aink="http://schemas.microsoft.com/office/drawing/2016/ink" xmlns:am3d="http://schemas.microsoft.com/office/drawing/2017/model3d" xmlns:o="urn:schemas-microsoft-com:office:office" xmlns:oel="http://schemas.microsoft.com/office/2019/extlst" xmlns:r="http://schemas.openxmlformats.org/officeDocument/2006/relationships" xmlns:m="http://schemas.openxmlformats.org/officeDocument/2006/math" xmlns:v="urn:schemas-microsoft-com:vml" xmlns:wp14="http://schemas.microsoft.com/office/word/2010/wordprocessingDrawing" xmlns:wp="http://schemas.openxmlformats.org/drawingml/2006/wordprocessingDrawing" xmlns:w10="urn:schemas-microsoft-com:office:word" xmlns:w="http://schemas.openxmlformats.org/wordprocessingml/2006/main" xmlns:w14="http://schemas.microsoft.com/office/word/2010/wordml" xmlns:w15="http://schemas.microsoft.com/office/word/2012/wordml" xmlns:w16cex="http://schemas.microsoft.com/office/word/2018/wordml/cex" xmlns:w16cid="http://schemas.microsoft.com/office/word/2016/wordml/cid" xmlns:w16="http://schemas.microsoft.com/office/word/2018/wordml" xmlns:w16du="http://schemas.microsoft.com/office/word/2023/wordml/word16du" xmlns:w16sdtdh="http://schemas.microsoft.com/office/word/2020/wordml/sdtdatahash" xmlns:w16sdtfl="http://schemas.microsoft.com/office/word/2024/wordml/sdtformatlock" xmlns:w16se="http://schemas.microsoft.com/office/word/2015/wordml/symex" xmlns:wpg="http://schemas.microsoft.com/office/word/2010/wordprocessingGroup" xmlns:wpi="http://schemas.microsoft.com/office/word/2010/wordprocessingInk" xmlns:wne="http://schemas.microsoft.com/office/word/2006/wordml" xmlns:wps="http://schemas.microsoft.com/office/word/2010/wordprocessingShape" mc:Ignorable="w14 w15 w16se w16cid w16 w16cex w16sdtdh w16sdtfl w16du wp14">
   <w:endnote w:type="separator" w:id="-1">
     <w:p>
       <w:r>
@@ -3022,7 +2369,7 @@
 </file>
 
 <file path=word/footnotes.xml><?xml version="1.0" encoding="utf-8"?>
-<w:footnotes xmlns:wpc="http://schemas.microsoft.com/office/word/2010/wordprocessingCanvas" xmlns:cx="http://schemas.microsoft.com/office/drawing/2014/chartex" xmlns:cx1="http://schemas.microsoft.com/office/drawing/2015/9/8/chartex" xmlns:cx2="http://schemas.microsoft.com/office/drawing/2015/10/21/chartex" xmlns:cx3="http://schemas.microsoft.com/office/drawing/2016/5/9/chartex" xmlns:cx4="http://schemas.microsoft.com/office/drawing/2016/5/10/chartex" xmlns:cx5="http://schemas.microsoft.com/office/drawing/2016/5/11/chartex" xmlns:cx6="http://schemas.microsoft.com/office/drawing/2016/5/12/chartex" xmlns:cx7="http://schemas.microsoft.com/office/drawing/2016/5/13/chartex" xmlns:cx8="http://schemas.microsoft.com/office/drawing/2016/5/14/chartex" xmlns:mc="http://schemas.openxmlformats.org/markup-compatibility/2006" xmlns:aink="http://schemas.microsoft.com/office/drawing/2016/ink" xmlns:am3d="http://schemas.microsoft.com/office/drawing/2017/model3d" xmlns:o="urn:schemas-microsoft-com:office:office" xmlns:r="http://schemas.openxmlformats.org/officeDocument/2006/relationships" xmlns:m="http://schemas.openxmlformats.org/officeDocument/2006/math" xmlns:v="urn:schemas-microsoft-com:vml" xmlns:wp14="http://schemas.microsoft.com/office/word/2010/wordprocessingDrawing" xmlns:wp="http://schemas.openxmlformats.org/drawingml/2006/wordprocessingDrawing" xmlns:w10="urn:schemas-microsoft-com:office:word" xmlns:w="http://schemas.openxmlformats.org/wordprocessingml/2006/main" xmlns:w14="http://schemas.microsoft.com/office/word/2010/wordml" xmlns:w15="http://schemas.microsoft.com/office/word/2012/wordml" xmlns:w16cid="http://schemas.microsoft.com/office/word/2016/wordml/cid" xmlns:w16se="http://schemas.microsoft.com/office/word/2015/wordml/symex" xmlns:wpg="http://schemas.microsoft.com/office/word/2010/wordprocessingGroup" xmlns:wpi="http://schemas.microsoft.com/office/word/2010/wordprocessingInk" xmlns:wne="http://schemas.microsoft.com/office/word/2006/wordml" xmlns:wps="http://schemas.microsoft.com/office/word/2010/wordprocessingShape" mc:Ignorable="w14 w15 w16se w16cid wp14">
+<w:footnotes xmlns:wpc="http://schemas.microsoft.com/office/word/2010/wordprocessingCanvas" xmlns:cx="http://schemas.microsoft.com/office/drawing/2014/chartex" xmlns:cx1="http://schemas.microsoft.com/office/drawing/2015/9/8/chartex" xmlns:cx2="http://schemas.microsoft.com/office/drawing/2015/10/21/chartex" xmlns:cx3="http://schemas.microsoft.com/office/drawing/2016/5/9/chartex" xmlns:cx4="http://schemas.microsoft.com/office/drawing/2016/5/10/chartex" xmlns:cx5="http://schemas.microsoft.com/office/drawing/2016/5/11/chartex" xmlns:cx6="http://schemas.microsoft.com/office/drawing/2016/5/12/chartex" xmlns:cx7="http://schemas.microsoft.com/office/drawing/2016/5/13/chartex" xmlns:cx8="http://schemas.microsoft.com/office/drawing/2016/5/14/chartex" xmlns:mc="http://schemas.openxmlformats.org/markup-compatibility/2006" xmlns:aink="http://schemas.microsoft.com/office/drawing/2016/ink" xmlns:am3d="http://schemas.microsoft.com/office/drawing/2017/model3d" xmlns:o="urn:schemas-microsoft-com:office:office" xmlns:oel="http://schemas.microsoft.com/office/2019/extlst" xmlns:r="http://schemas.openxmlformats.org/officeDocument/2006/relationships" xmlns:m="http://schemas.openxmlformats.org/officeDocument/2006/math" xmlns:v="urn:schemas-microsoft-com:vml" xmlns:wp14="http://schemas.microsoft.com/office/word/2010/wordprocessingDrawing" xmlns:wp="http://schemas.openxmlformats.org/drawingml/2006/wordprocessingDrawing" xmlns:w10="urn:schemas-microsoft-com:office:word" xmlns:w="http://schemas.openxmlformats.org/wordprocessingml/2006/main" xmlns:w14="http://schemas.microsoft.com/office/word/2010/wordml" xmlns:w15="http://schemas.microsoft.com/office/word/2012/wordml" xmlns:w16cex="http://schemas.microsoft.com/office/word/2018/wordml/cex" xmlns:w16cid="http://schemas.microsoft.com/office/word/2016/wordml/cid" xmlns:w16="http://schemas.microsoft.com/office/word/2018/wordml" xmlns:w16du="http://schemas.microsoft.com/office/word/2023/wordml/word16du" xmlns:w16sdtdh="http://schemas.microsoft.com/office/word/2020/wordml/sdtdatahash" xmlns:w16sdtfl="http://schemas.microsoft.com/office/word/2024/wordml/sdtformatlock" xmlns:w16se="http://schemas.microsoft.com/office/word/2015/wordml/symex" xmlns:wpg="http://schemas.microsoft.com/office/word/2010/wordprocessingGroup" xmlns:wpi="http://schemas.microsoft.com/office/word/2010/wordprocessingInk" xmlns:wne="http://schemas.microsoft.com/office/word/2006/wordml" xmlns:wps="http://schemas.microsoft.com/office/word/2010/wordprocessingShape" mc:Ignorable="w14 w15 w16se w16cid w16 w16cex w16sdtdh w16sdtfl w16du wp14">
   <w:footnote w:type="separator" w:id="-1">
     <w:p>
       <w:r>
@@ -3041,7 +2388,7 @@
 </file>
 
 <file path=word/people.xml><?xml version="1.0" encoding="utf-8"?>
-<w15:people xmlns:wpc="http://schemas.microsoft.com/office/word/2010/wordprocessingCanvas" xmlns:cx="http://schemas.microsoft.com/office/drawing/2014/chartex" xmlns:cx1="http://schemas.microsoft.com/office/drawing/2015/9/8/chartex" xmlns:cx2="http://schemas.microsoft.com/office/drawing/2015/10/21/chartex" xmlns:cx3="http://schemas.microsoft.com/office/drawing/2016/5/9/chartex" xmlns:cx4="http://schemas.microsoft.com/office/drawing/2016/5/10/chartex" xmlns:cx5="http://schemas.microsoft.com/office/drawing/2016/5/11/chartex" xmlns:cx6="http://schemas.microsoft.com/office/drawing/2016/5/12/chartex" xmlns:cx7="http://schemas.microsoft.com/office/drawing/2016/5/13/chartex" xmlns:cx8="http://schemas.microsoft.com/office/drawing/2016/5/14/chartex" xmlns:mc="http://schemas.openxmlformats.org/markup-compatibility/2006" xmlns:aink="http://schemas.microsoft.com/office/drawing/2016/ink" xmlns:am3d="http://schemas.microsoft.com/office/drawing/2017/model3d" xmlns:o="urn:schemas-microsoft-com:office:office" xmlns:r="http://schemas.openxmlformats.org/officeDocument/2006/relationships" xmlns:m="http://schemas.openxmlformats.org/officeDocument/2006/math" xmlns:v="urn:schemas-microsoft-com:vml" xmlns:wp14="http://schemas.microsoft.com/office/word/2010/wordprocessingDrawing" xmlns:wp="http://schemas.openxmlformats.org/drawingml/2006/wordprocessingDrawing" xmlns:w10="urn:schemas-microsoft-com:office:word" xmlns:w="http://schemas.openxmlformats.org/wordprocessingml/2006/main" xmlns:w14="http://schemas.microsoft.com/office/word/2010/wordml" xmlns:w15="http://schemas.microsoft.com/office/word/2012/wordml" xmlns:w16cid="http://schemas.microsoft.com/office/word/2016/wordml/cid" xmlns:w16se="http://schemas.microsoft.com/office/word/2015/wordml/symex" xmlns:wpg="http://schemas.microsoft.com/office/word/2010/wordprocessingGroup" xmlns:wpi="http://schemas.microsoft.com/office/word/2010/wordprocessingInk" xmlns:wne="http://schemas.microsoft.com/office/word/2006/wordml" xmlns:wps="http://schemas.microsoft.com/office/word/2010/wordprocessingShape" mc:Ignorable="w14 w15 w16se w16cid wp14">
+<w15:people xmlns:wpc="http://schemas.microsoft.com/office/word/2010/wordprocessingCanvas" xmlns:cx="http://schemas.microsoft.com/office/drawing/2014/chartex" xmlns:cx1="http://schemas.microsoft.com/office/drawing/2015/9/8/chartex" xmlns:cx2="http://schemas.microsoft.com/office/drawing/2015/10/21/chartex" xmlns:cx3="http://schemas.microsoft.com/office/drawing/2016/5/9/chartex" xmlns:cx4="http://schemas.microsoft.com/office/drawing/2016/5/10/chartex" xmlns:cx5="http://schemas.microsoft.com/office/drawing/2016/5/11/chartex" xmlns:cx6="http://schemas.microsoft.com/office/drawing/2016/5/12/chartex" xmlns:cx7="http://schemas.microsoft.com/office/drawing/2016/5/13/chartex" xmlns:cx8="http://schemas.microsoft.com/office/drawing/2016/5/14/chartex" xmlns:mc="http://schemas.openxmlformats.org/markup-compatibility/2006" xmlns:aink="http://schemas.microsoft.com/office/drawing/2016/ink" xmlns:am3d="http://schemas.microsoft.com/office/drawing/2017/model3d" xmlns:o="urn:schemas-microsoft-com:office:office" xmlns:oel="http://schemas.microsoft.com/office/2019/extlst" xmlns:r="http://schemas.openxmlformats.org/officeDocument/2006/relationships" xmlns:m="http://schemas.openxmlformats.org/officeDocument/2006/math" xmlns:v="urn:schemas-microsoft-com:vml" xmlns:wp14="http://schemas.microsoft.com/office/word/2010/wordprocessingDrawing" xmlns:wp="http://schemas.openxmlformats.org/drawingml/2006/wordprocessingDrawing" xmlns:w10="urn:schemas-microsoft-com:office:word" xmlns:w="http://schemas.openxmlformats.org/wordprocessingml/2006/main" xmlns:w14="http://schemas.microsoft.com/office/word/2010/wordml" xmlns:w15="http://schemas.microsoft.com/office/word/2012/wordml" xmlns:w16cex="http://schemas.microsoft.com/office/word/2018/wordml/cex" xmlns:w16cid="http://schemas.microsoft.com/office/word/2016/wordml/cid" xmlns:w16="http://schemas.microsoft.com/office/word/2018/wordml" xmlns:w16du="http://schemas.microsoft.com/office/word/2023/wordml/word16du" xmlns:w16sdtdh="http://schemas.microsoft.com/office/word/2020/wordml/sdtdatahash" xmlns:w16sdtfl="http://schemas.microsoft.com/office/word/2024/wordml/sdtformatlock" xmlns:w16se="http://schemas.microsoft.com/office/word/2015/wordml/symex" xmlns:wpg="http://schemas.microsoft.com/office/word/2010/wordprocessingGroup" xmlns:wpi="http://schemas.microsoft.com/office/word/2010/wordprocessingInk" xmlns:wne="http://schemas.microsoft.com/office/word/2006/wordml" xmlns:wps="http://schemas.microsoft.com/office/word/2010/wordprocessingShape" mc:Ignorable="w14 w15 w16se w16cid w16 w16cex w16sdtdh w16sdtfl w16du wp14">
   <w15:person w15:author="GUADALUPE ANAHI REYES RENDON">
     <w15:presenceInfo w15:providerId="AD" w15:userId="S-1-5-21-2181215472-2503910162-2911420252-2133"/>
   </w15:person>
@@ -3049,7 +2396,7 @@
 </file>
 
 <file path=word/styles.xml><?xml version="1.0" encoding="utf-8"?>
-<w:styles xmlns:mc="http://schemas.openxmlformats.org/markup-compatibility/2006" xmlns:r="http://schemas.openxmlformats.org/officeDocument/2006/relationships" xmlns:w="http://schemas.openxmlformats.org/wordprocessingml/2006/main" xmlns:w14="http://schemas.microsoft.com/office/word/2010/wordml" xmlns:w15="http://schemas.microsoft.com/office/word/2012/wordml" xmlns:w16cid="http://schemas.microsoft.com/office/word/2016/wordml/cid" xmlns:w16se="http://schemas.microsoft.com/office/word/2015/wordml/symex" mc:Ignorable="w14 w15 w16se w16cid">
+<w:styles xmlns:mc="http://schemas.openxmlformats.org/markup-compatibility/2006" xmlns:r="http://schemas.openxmlformats.org/officeDocument/2006/relationships" xmlns:w="http://schemas.openxmlformats.org/wordprocessingml/2006/main" xmlns:w14="http://schemas.microsoft.com/office/word/2010/wordml" xmlns:w15="http://schemas.microsoft.com/office/word/2012/wordml" xmlns:w16cex="http://schemas.microsoft.com/office/word/2018/wordml/cex" xmlns:w16cid="http://schemas.microsoft.com/office/word/2016/wordml/cid" xmlns:w16="http://schemas.microsoft.com/office/word/2018/wordml" xmlns:w16du="http://schemas.microsoft.com/office/word/2023/wordml/word16du" xmlns:w16sdtdh="http://schemas.microsoft.com/office/word/2020/wordml/sdtdatahash" xmlns:w16sdtfl="http://schemas.microsoft.com/office/word/2024/wordml/sdtformatlock" xmlns:w16se="http://schemas.microsoft.com/office/word/2015/wordml/symex" mc:Ignorable="w14 w15 w16se w16cid w16 w16cex w16sdtdh w16sdtfl w16du">
   <w:docDefaults>
     <w:rPrDefault>
       <w:rPr>
@@ -3065,7 +2412,7 @@
       </w:pPr>
     </w:pPrDefault>
   </w:docDefaults>
-  <w:latentStyles w:defLockedState="0" w:defUIPriority="99" w:defSemiHidden="0" w:defUnhideWhenUsed="0" w:defQFormat="0" w:count="375">
+  <w:latentStyles w:defLockedState="0" w:defUIPriority="99" w:defSemiHidden="0" w:defUnhideWhenUsed="0" w:defQFormat="0" w:count="376">
     <w:lsdException w:name="Normal" w:uiPriority="0" w:qFormat="1"/>
     <w:lsdException w:name="heading 1" w:uiPriority="9" w:qFormat="1"/>
     <w:lsdException w:name="heading 2" w:semiHidden="1" w:uiPriority="9" w:unhideWhenUsed="1" w:qFormat="1"/>
@@ -3441,6 +2788,7 @@
     <w:lsdException w:name="Smart Hyperlink" w:semiHidden="1" w:unhideWhenUsed="1"/>
     <w:lsdException w:name="Hashtag" w:semiHidden="1" w:unhideWhenUsed="1"/>
     <w:lsdException w:name="Unresolved Mention" w:semiHidden="1" w:unhideWhenUsed="1"/>
+    <w:lsdException w:name="Smart Link" w:semiHidden="1" w:unhideWhenUsed="1"/>
   </w:latentStyles>
   <w:style w:type="paragraph" w:default="1" w:styleId="Normal">
     <w:name w:val="Normal"/>
